--- a/media/R4444/output_dir/sm/用例说明.docx
+++ b/media/R4444/output_dir/sm/用例说明.docx
@@ -812,7 +812,7 @@
                 <w:iCs/>
                 <w:szCs w:val="21"/>
               </w:rPr>
-              <w:t xml:space="preserve">静态分析</w:t>
+              <w:t xml:space="preserve">静态分析111</w:t>
             </w:r>
           </w:p>
         </w:tc>
@@ -1043,6 +1043,282 @@
                 <w:szCs w:val="21"/>
               </w:rPr>
               <w:t xml:space="preserve">我改动了用例综述</w:t>
+            </w:r>
+          </w:p>
+        </w:tc>
+      </w:tr>
+      <w:tr>
+        <w:tc>
+          <w:tcPr>
+            <w:tcW w:w="346" w:type="pct"/>
+            <w:shd w:val="clear" w:color="auto" w:fill="auto"/>
+            <w:vAlign w:val="center"/>
+          </w:tcPr>
+          <w:p>
+            <w:pPr>
+              <w:pStyle w:val="af7"/>
+              <w:numPr>
+                <w:ilvl w:val="0"/>
+                <w:numId w:val="69"/>
+              </w:numPr>
+              <w:ind w:firstLineChars="0"/>
+              <w:jc w:val="center"/>
+              <w:rPr>
+                <w:szCs w:val="21"/>
+              </w:rPr>
+            </w:pPr>
+          </w:p>
+        </w:tc>
+        <w:tc>
+          <w:tcPr>
+            <w:tcW w:w="1170" w:type="pct"/>
+            <w:shd w:val="clear" w:color="auto" w:fill="auto"/>
+            <w:vAlign w:val="center"/>
+          </w:tcPr>
+          <w:p>
+            <w:pPr>
+              <w:rPr>
+                <w:iCs/>
+                <w:szCs w:val="21"/>
+              </w:rPr>
+            </w:pPr>
+            <w:r>
+              <w:rPr>
+                <w:rFonts w:hint="eastAsia"/>
+                <w:iCs/>
+                <w:szCs w:val="21"/>
+              </w:rPr>
+              <w:t xml:space="preserve">测试用例1号首轮滴</w:t>
+            </w:r>
+          </w:p>
+        </w:tc>
+        <w:tc>
+          <w:tcPr>
+            <w:tcW w:w="1373" w:type="pct"/>
+            <w:shd w:val="clear" w:color="auto" w:fill="auto"/>
+            <w:vAlign w:val="center"/>
+          </w:tcPr>
+          <w:p>
+            <w:pPr>
+              <w:rPr>
+                <w:iCs/>
+                <w:szCs w:val="21"/>
+              </w:rPr>
+            </w:pPr>
+            <w:r>
+              <w:rPr>
+                <w:rFonts w:hint="eastAsia"/>
+                <w:iCs/>
+                <w:szCs w:val="21"/>
+              </w:rPr>
+              <w:t xml:space="preserve">YL_FT_CCCC_001</w:t>
+            </w:r>
+          </w:p>
+        </w:tc>
+        <w:tc>
+          <w:tcPr>
+            <w:tcW w:w="2111" w:type="pct"/>
+            <w:shd w:val="clear" w:color="auto" w:fill="auto"/>
+            <w:vAlign w:val="center"/>
+          </w:tcPr>
+          <w:p>
+            <w:pPr>
+              <w:rPr>
+                <w:iCs/>
+                <w:szCs w:val="21"/>
+              </w:rPr>
+            </w:pPr>
+            <w:r>
+              <w:rPr>
+                <w:rFonts w:hint="eastAsia"/>
+                <w:iCs/>
+                <w:szCs w:val="21"/>
+              </w:rPr>
+              <w:t xml:space="preserve">22222</w:t>
+            </w:r>
+          </w:p>
+        </w:tc>
+      </w:tr>
+      <w:tr>
+        <w:tc>
+          <w:tcPr>
+            <w:tcW w:w="346" w:type="pct"/>
+            <w:shd w:val="clear" w:color="auto" w:fill="auto"/>
+            <w:vAlign w:val="center"/>
+          </w:tcPr>
+          <w:p>
+            <w:pPr>
+              <w:pStyle w:val="af7"/>
+              <w:numPr>
+                <w:ilvl w:val="0"/>
+                <w:numId w:val="69"/>
+              </w:numPr>
+              <w:ind w:firstLineChars="0"/>
+              <w:jc w:val="center"/>
+              <w:rPr>
+                <w:szCs w:val="21"/>
+              </w:rPr>
+            </w:pPr>
+          </w:p>
+        </w:tc>
+        <w:tc>
+          <w:tcPr>
+            <w:tcW w:w="1170" w:type="pct"/>
+            <w:shd w:val="clear" w:color="auto" w:fill="auto"/>
+            <w:vAlign w:val="center"/>
+          </w:tcPr>
+          <w:p>
+            <w:pPr>
+              <w:rPr>
+                <w:iCs/>
+                <w:szCs w:val="21"/>
+              </w:rPr>
+            </w:pPr>
+            <w:r>
+              <w:rPr>
+                <w:rFonts w:hint="eastAsia"/>
+                <w:iCs/>
+                <w:szCs w:val="21"/>
+              </w:rPr>
+              <w:t xml:space="preserve">阿萨德</w:t>
+            </w:r>
+          </w:p>
+        </w:tc>
+        <w:tc>
+          <w:tcPr>
+            <w:tcW w:w="1373" w:type="pct"/>
+            <w:shd w:val="clear" w:color="auto" w:fill="auto"/>
+            <w:vAlign w:val="center"/>
+          </w:tcPr>
+          <w:p>
+            <w:pPr>
+              <w:rPr>
+                <w:iCs/>
+                <w:szCs w:val="21"/>
+              </w:rPr>
+            </w:pPr>
+            <w:r>
+              <w:rPr>
+                <w:rFonts w:hint="eastAsia"/>
+                <w:iCs/>
+                <w:szCs w:val="21"/>
+              </w:rPr>
+              <w:t xml:space="preserve">YL_FT_PPPP_001</w:t>
+            </w:r>
+          </w:p>
+        </w:tc>
+        <w:tc>
+          <w:tcPr>
+            <w:tcW w:w="2111" w:type="pct"/>
+            <w:shd w:val="clear" w:color="auto" w:fill="auto"/>
+            <w:vAlign w:val="center"/>
+          </w:tcPr>
+          <w:p>
+            <w:pPr>
+              <w:rPr>
+                <w:iCs/>
+                <w:szCs w:val="21"/>
+              </w:rPr>
+            </w:pPr>
+            <w:r>
+              <w:rPr>
+                <w:rFonts w:hint="eastAsia"/>
+                <w:iCs/>
+                <w:szCs w:val="21"/>
+              </w:rPr>
+              <w:t xml:space="preserve">大1111</w:t>
+            </w:r>
+          </w:p>
+        </w:tc>
+      </w:tr>
+      <w:tr>
+        <w:tc>
+          <w:tcPr>
+            <w:tcW w:w="346" w:type="pct"/>
+            <w:shd w:val="clear" w:color="auto" w:fill="auto"/>
+            <w:vAlign w:val="center"/>
+          </w:tcPr>
+          <w:p>
+            <w:pPr>
+              <w:pStyle w:val="af7"/>
+              <w:numPr>
+                <w:ilvl w:val="0"/>
+                <w:numId w:val="69"/>
+              </w:numPr>
+              <w:ind w:firstLineChars="0"/>
+              <w:jc w:val="center"/>
+              <w:rPr>
+                <w:szCs w:val="21"/>
+              </w:rPr>
+            </w:pPr>
+          </w:p>
+        </w:tc>
+        <w:tc>
+          <w:tcPr>
+            <w:tcW w:w="1170" w:type="pct"/>
+            <w:shd w:val="clear" w:color="auto" w:fill="auto"/>
+            <w:vAlign w:val="center"/>
+          </w:tcPr>
+          <w:p>
+            <w:pPr>
+              <w:rPr>
+                <w:iCs/>
+                <w:szCs w:val="21"/>
+              </w:rPr>
+            </w:pPr>
+            <w:r>
+              <w:rPr>
+                <w:rFonts w:hint="eastAsia"/>
+                <w:iCs/>
+                <w:szCs w:val="21"/>
+              </w:rPr>
+              <w:t xml:space="preserve">DDD</w:t>
+            </w:r>
+          </w:p>
+        </w:tc>
+        <w:tc>
+          <w:tcPr>
+            <w:tcW w:w="1373" w:type="pct"/>
+            <w:shd w:val="clear" w:color="auto" w:fill="auto"/>
+            <w:vAlign w:val="center"/>
+          </w:tcPr>
+          <w:p>
+            <w:pPr>
+              <w:rPr>
+                <w:iCs/>
+                <w:szCs w:val="21"/>
+              </w:rPr>
+            </w:pPr>
+            <w:r>
+              <w:rPr>
+                <w:rFonts w:hint="eastAsia"/>
+                <w:iCs/>
+                <w:szCs w:val="21"/>
+              </w:rPr>
+              <w:t xml:space="preserve">YL_FT_DDDD_001</w:t>
+            </w:r>
+          </w:p>
+        </w:tc>
+        <w:tc>
+          <w:tcPr>
+            <w:tcW w:w="2111" w:type="pct"/>
+            <w:shd w:val="clear" w:color="auto" w:fill="auto"/>
+            <w:vAlign w:val="center"/>
+          </w:tcPr>
+          <w:p>
+            <w:pPr>
+              <w:rPr>
+                <w:iCs/>
+                <w:szCs w:val="21"/>
+              </w:rPr>
+            </w:pPr>
+            <w:r>
+              <w:rPr>
+                <w:rFonts w:hint="eastAsia"/>
+                <w:iCs/>
+                <w:szCs w:val="21"/>
+              </w:rPr>
+              <w:t xml:space="preserve">AAA</w:t>
             </w:r>
           </w:p>
         </w:tc>
